--- a/formatos/14. AUTORIZACION PRESENTACION DEL INFORME.docx
+++ b/formatos/14. AUTORIZACION PRESENTACION DEL INFORME.docx
@@ -1,6 +1,6 @@
 
 <file path=word/document.xml><?xml version="1.0" encoding="utf-8"?>
-<w:document xmlns:wpc="http://schemas.microsoft.com/office/word/2010/wordprocessingCanvas" xmlns:mc="http://schemas.openxmlformats.org/markup-compatibility/2006" xmlns:o="urn:schemas-microsoft-com:office:office" xmlns:r="http://schemas.openxmlformats.org/officeDocument/2006/relationships" xmlns:m="http://schemas.openxmlformats.org/officeDocument/2006/math" xmlns:v="urn:schemas-microsoft-com:vml" xmlns:wp14="http://schemas.microsoft.com/office/word/2010/wordprocessingDrawing" xmlns:wp="http://schemas.openxmlformats.org/drawingml/2006/wordprocessingDrawing" xmlns:w10="urn:schemas-microsoft-com:office:word" xmlns:w="http://schemas.openxmlformats.org/wordprocessingml/2006/main" xmlns:w14="http://schemas.microsoft.com/office/word/2010/wordml" xmlns:w15="http://schemas.microsoft.com/office/word/2012/wordml" xmlns:wpg="http://schemas.microsoft.com/office/word/2010/wordprocessingGroup" xmlns:wpi="http://schemas.microsoft.com/office/word/2010/wordprocessingInk" xmlns:wne="http://schemas.microsoft.com/office/word/2006/wordml" xmlns:wps="http://schemas.microsoft.com/office/word/2010/wordprocessingShape" mc:Ignorable="w14 w15 wp14">
+<w:document xmlns:wpc="http://schemas.microsoft.com/office/word/2010/wordprocessingCanvas" xmlns:cx="http://schemas.microsoft.com/office/drawing/2014/chartex" xmlns:cx1="http://schemas.microsoft.com/office/drawing/2015/9/8/chartex" xmlns:cx2="http://schemas.microsoft.com/office/drawing/2015/10/21/chartex" xmlns:cx3="http://schemas.microsoft.com/office/drawing/2016/5/9/chartex" xmlns:cx4="http://schemas.microsoft.com/office/drawing/2016/5/10/chartex" xmlns:cx5="http://schemas.microsoft.com/office/drawing/2016/5/11/chartex" xmlns:cx6="http://schemas.microsoft.com/office/drawing/2016/5/12/chartex" xmlns:cx7="http://schemas.microsoft.com/office/drawing/2016/5/13/chartex" xmlns:cx8="http://schemas.microsoft.com/office/drawing/2016/5/14/chartex" xmlns:mc="http://schemas.openxmlformats.org/markup-compatibility/2006" xmlns:aink="http://schemas.microsoft.com/office/drawing/2016/ink" xmlns:am3d="http://schemas.microsoft.com/office/drawing/2017/model3d" xmlns:o="urn:schemas-microsoft-com:office:office" xmlns:r="http://schemas.openxmlformats.org/officeDocument/2006/relationships" xmlns:m="http://schemas.openxmlformats.org/officeDocument/2006/math" xmlns:v="urn:schemas-microsoft-com:vml" xmlns:wp14="http://schemas.microsoft.com/office/word/2010/wordprocessingDrawing" xmlns:wp="http://schemas.openxmlformats.org/drawingml/2006/wordprocessingDrawing" xmlns:w10="urn:schemas-microsoft-com:office:word" xmlns:w="http://schemas.openxmlformats.org/wordprocessingml/2006/main" xmlns:w14="http://schemas.microsoft.com/office/word/2010/wordml" xmlns:w15="http://schemas.microsoft.com/office/word/2012/wordml" xmlns:w16cex="http://schemas.microsoft.com/office/word/2018/wordml/cex" xmlns:w16cid="http://schemas.microsoft.com/office/word/2016/wordml/cid" xmlns:w16="http://schemas.microsoft.com/office/word/2018/wordml" xmlns:w16sdtdh="http://schemas.microsoft.com/office/word/2020/wordml/sdtdatahash" xmlns:w16se="http://schemas.microsoft.com/office/word/2015/wordml/symex" xmlns:wpg="http://schemas.microsoft.com/office/word/2010/wordprocessingGroup" xmlns:wpi="http://schemas.microsoft.com/office/word/2010/wordprocessingInk" xmlns:wne="http://schemas.microsoft.com/office/word/2006/wordml" xmlns:wps="http://schemas.microsoft.com/office/word/2010/wordprocessingShape" mc:Ignorable="w14 w15 w16se w16cid w16 w16cex w16sdtdh wp14">
   <w:body>
     <w:p/>
     <w:p>
@@ -51,7 +51,7 @@
         <mc:AlternateContent>
           <mc:Choice Requires="wps">
             <w:drawing>
-              <wp:anchor distT="0" distB="0" distL="114300" distR="114300" simplePos="0" relativeHeight="251659264" behindDoc="0" locked="0" layoutInCell="1" allowOverlap="1">
+              <wp:anchor distT="0" distB="0" distL="114300" distR="114300" simplePos="0" relativeHeight="251659264" behindDoc="0" locked="0" layoutInCell="1" allowOverlap="1" wp14:anchorId="286A92E7" wp14:editId="1B926AFB">
                 <wp:simplePos x="0" y="0"/>
                 <wp:positionH relativeFrom="column">
                   <wp:posOffset>0</wp:posOffset>
@@ -215,11 +215,11 @@
           </mc:Choice>
           <mc:Fallback>
             <w:pict>
-              <v:shapetype id="_x0000_t202" coordsize="21600,21600" o:spt="202" path="m,l,21600r21600,l21600,xe">
+              <v:shapetype w14:anchorId="286A92E7" id="_x0000_t202" coordsize="21600,21600" o:spt="202" path="m,l,21600r21600,l21600,xe">
                 <v:stroke joinstyle="miter"/>
                 <v:path gradientshapeok="t" o:connecttype="rect"/>
               </v:shapetype>
-              <v:shape id="Cuadro de texto 1" o:spid="_x0000_s1026" type="#_x0000_t202" style="position:absolute;margin-left:0;margin-top:9.5pt;width:450pt;height:36pt;z-index:251659264;visibility:visible;mso-wrap-style:square;mso-width-percent:0;mso-height-percent:0;mso-wrap-distance-left:9pt;mso-wrap-distance-top:0;mso-wrap-distance-right:9pt;mso-wrap-distance-bottom:0;mso-position-horizontal:absolute;mso-position-horizontal-relative:text;mso-position-vertical:absolute;mso-position-vertical-relative:text;mso-width-percent:0;mso-height-percent:0;mso-width-relative:page;mso-height-relative:page;v-text-anchor:top" o:gfxdata="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" filled="f" fillcolor="#bbe0e3" stroked="f">
+              <v:shape id="Cuadro de texto 1" o:spid="_x0000_s1026" type="#_x0000_t202" style="position:absolute;margin-left:0;margin-top:9.5pt;width:450pt;height:36pt;z-index:251659264;visibility:visible;mso-wrap-style:square;mso-width-percent:0;mso-height-percent:0;mso-wrap-distance-left:9pt;mso-wrap-distance-top:0;mso-wrap-distance-right:9pt;mso-wrap-distance-bottom:0;mso-position-horizontal:absolute;mso-position-horizontal-relative:text;mso-position-vertical:absolute;mso-position-vertical-relative:text;mso-width-percent:0;mso-height-percent:0;mso-width-relative:page;mso-height-relative:page;v-text-anchor:top" o:gfxdata="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" filled="f" fillcolor="#bbe0e3" stroked="f">
                 <v:textbox>
                   <w:txbxContent>
                     <w:p>
@@ -427,21 +427,28 @@
         </w:rPr>
         <w:t>itulado</w:t>
       </w:r>
-      <w:proofErr w:type="gramStart"/>
-      <w:r>
-        <w:rPr>
-          <w:rFonts w:ascii="Arial" w:hAnsi="Arial" w:cs="Arial"/>
-          <w:lang w:val="es-MX"/>
-        </w:rPr>
-        <w:t>:_</w:t>
-      </w:r>
-      <w:proofErr w:type="gramEnd"/>
-      <w:r>
-        <w:rPr>
-          <w:rFonts w:ascii="Arial" w:hAnsi="Arial" w:cs="Arial"/>
-          <w:lang w:val="es-MX"/>
-        </w:rPr>
-        <w:t>_______________________________________________________</w:t>
+      <w:r>
+        <w:rPr>
+          <w:rFonts w:ascii="Arial" w:hAnsi="Arial" w:cs="Arial"/>
+          <w:lang w:val="es-MX"/>
+        </w:rPr>
+        <w:t>: {{</w:t>
+      </w:r>
+      <w:proofErr w:type="spellStart"/>
+      <w:r>
+        <w:rPr>
+          <w:rFonts w:ascii="Arial" w:hAnsi="Arial" w:cs="Arial"/>
+          <w:lang w:val="es-MX"/>
+        </w:rPr>
+        <w:t>titulo_de_informe</w:t>
+      </w:r>
+      <w:proofErr w:type="spellEnd"/>
+      <w:r>
+        <w:rPr>
+          <w:rFonts w:ascii="Arial" w:hAnsi="Arial" w:cs="Arial"/>
+          <w:lang w:val="es-MX"/>
+        </w:rPr>
+        <w:t>}}</w:t>
       </w:r>
     </w:p>
     <w:p>
@@ -461,23 +468,44 @@
           <w:rFonts w:ascii="Arial" w:hAnsi="Arial" w:cs="Arial"/>
           <w:lang w:val="es-MX"/>
         </w:rPr>
-        <w:t>___________________________elaborado por el Pasante</w:t>
-      </w:r>
-      <w:proofErr w:type="gramStart"/>
-      <w:r>
-        <w:rPr>
-          <w:rFonts w:ascii="Arial" w:hAnsi="Arial" w:cs="Arial"/>
-          <w:lang w:val="es-MX"/>
-        </w:rPr>
-        <w:t>:_</w:t>
-      </w:r>
-      <w:proofErr w:type="gramEnd"/>
-      <w:r>
-        <w:rPr>
-          <w:rFonts w:ascii="Arial" w:hAnsi="Arial" w:cs="Arial"/>
-          <w:lang w:val="es-MX"/>
-        </w:rPr>
-        <w:t>_____________________________,</w:t>
+        <w:t>elaborado por el Pasante:</w:t>
+      </w:r>
+      <w:r>
+        <w:rPr>
+          <w:rFonts w:ascii="Arial" w:hAnsi="Arial" w:cs="Arial"/>
+          <w:lang w:val="es-MX"/>
+        </w:rPr>
+        <w:t>{{</w:t>
+      </w:r>
+      <w:proofErr w:type="spellStart"/>
+      <w:r>
+        <w:rPr>
+          <w:rFonts w:ascii="Arial" w:hAnsi="Arial" w:cs="Arial"/>
+          <w:lang w:val="es-MX"/>
+        </w:rPr>
+        <w:t>estudiante|completo</w:t>
+      </w:r>
+      <w:proofErr w:type="spellEnd"/>
+      <w:r>
+        <w:rPr>
+          <w:rFonts w:ascii="Arial" w:hAnsi="Arial" w:cs="Arial"/>
+          <w:lang w:val="es-MX"/>
+        </w:rPr>
+        <w:t xml:space="preserve"> </w:t>
+      </w:r>
+      <w:r>
+        <w:rPr>
+          <w:rFonts w:ascii="Arial" w:hAnsi="Arial" w:cs="Arial"/>
+          <w:lang w:val="es-MX"/>
+        </w:rPr>
+        <w:t>}}</w:t>
+      </w:r>
+      <w:r>
+        <w:rPr>
+          <w:rFonts w:ascii="Arial" w:hAnsi="Arial" w:cs="Arial"/>
+          <w:lang w:val="es-MX"/>
+        </w:rPr>
+        <w:t>,</w:t>
       </w:r>
     </w:p>
     <w:p>
@@ -497,21 +525,104 @@
           <w:rFonts w:ascii="Arial" w:hAnsi="Arial" w:cs="Arial"/>
           <w:lang w:val="es-MX"/>
         </w:rPr>
-        <w:t>C.I.:_____</w:t>
-      </w:r>
-      <w:r>
-        <w:rPr>
-          <w:rFonts w:ascii="Arial" w:hAnsi="Arial" w:cs="Arial"/>
-          <w:lang w:val="es-MX"/>
-        </w:rPr>
-        <w:t>_________, correspondiente a la fase de ejecución de la p</w:t>
-      </w:r>
-      <w:r>
-        <w:rPr>
-          <w:rFonts w:ascii="Arial" w:hAnsi="Arial" w:cs="Arial"/>
-          <w:lang w:val="es-MX"/>
-        </w:rPr>
-        <w:t xml:space="preserve">asantía que cumplió en la Organización Productiva__________________________________________________, en el lapso ___________________, considerando que  dicho Informe  reúne los requisitos  para   ser expuesto oralmente  por ante el Jurado  Evaluador designado.    </w:t>
+        <w:t>C.I.:</w:t>
+      </w:r>
+      <w:r>
+        <w:rPr>
+          <w:rFonts w:ascii="Arial" w:hAnsi="Arial" w:cs="Arial"/>
+          <w:lang w:val="es-MX"/>
+        </w:rPr>
+        <w:t>{{</w:t>
+      </w:r>
+      <w:proofErr w:type="spellStart"/>
+      <w:r>
+        <w:rPr>
+          <w:rFonts w:ascii="Arial" w:hAnsi="Arial" w:cs="Arial"/>
+          <w:lang w:val="es-MX"/>
+        </w:rPr>
+        <w:t>estudiante.cedula</w:t>
+      </w:r>
+      <w:proofErr w:type="spellEnd"/>
+      <w:r>
+        <w:rPr>
+          <w:rFonts w:ascii="Arial" w:hAnsi="Arial" w:cs="Arial"/>
+          <w:lang w:val="es-MX"/>
+        </w:rPr>
+        <w:t>}}</w:t>
+      </w:r>
+      <w:r>
+        <w:rPr>
+          <w:rFonts w:ascii="Arial" w:hAnsi="Arial" w:cs="Arial"/>
+          <w:lang w:val="es-MX"/>
+        </w:rPr>
+        <w:t>, correspondiente a la fase de ejecución de la p</w:t>
+      </w:r>
+      <w:r>
+        <w:rPr>
+          <w:rFonts w:ascii="Arial" w:hAnsi="Arial" w:cs="Arial"/>
+          <w:lang w:val="es-MX"/>
+        </w:rPr>
+        <w:t>asantía que cumplió en la Organización Productiva</w:t>
+      </w:r>
+      <w:r>
+        <w:rPr>
+          <w:rFonts w:ascii="Arial" w:hAnsi="Arial" w:cs="Arial"/>
+          <w:lang w:val="es-MX"/>
+        </w:rPr>
+        <w:t>{{</w:t>
+      </w:r>
+      <w:proofErr w:type="spellStart"/>
+      <w:r>
+        <w:rPr>
+          <w:rFonts w:ascii="Arial" w:hAnsi="Arial" w:cs="Arial"/>
+          <w:lang w:val="es-MX"/>
+        </w:rPr>
+        <w:t>empresa.razon_social</w:t>
+      </w:r>
+      <w:proofErr w:type="spellEnd"/>
+      <w:r>
+        <w:rPr>
+          <w:rFonts w:ascii="Arial" w:hAnsi="Arial" w:cs="Arial"/>
+          <w:lang w:val="es-MX"/>
+        </w:rPr>
+        <w:t>}}</w:t>
+      </w:r>
+      <w:r>
+        <w:rPr>
+          <w:rFonts w:ascii="Arial" w:hAnsi="Arial" w:cs="Arial"/>
+          <w:lang w:val="es-MX"/>
+        </w:rPr>
+        <w:t xml:space="preserve">, en el lapso </w:t>
+      </w:r>
+      <w:r>
+        <w:rPr>
+          <w:rFonts w:ascii="Arial" w:hAnsi="Arial" w:cs="Arial"/>
+          <w:lang w:val="es-MX"/>
+        </w:rPr>
+        <w:t>{{</w:t>
+      </w:r>
+      <w:proofErr w:type="spellStart"/>
+      <w:r>
+        <w:rPr>
+          <w:rFonts w:ascii="Arial" w:hAnsi="Arial" w:cs="Arial"/>
+          <w:lang w:val="es-MX"/>
+        </w:rPr>
+        <w:t>lapso_academico</w:t>
+      </w:r>
+      <w:proofErr w:type="spellEnd"/>
+      <w:r>
+        <w:rPr>
+          <w:rFonts w:ascii="Arial" w:hAnsi="Arial" w:cs="Arial"/>
+          <w:lang w:val="es-MX"/>
+        </w:rPr>
+        <w:t>}}</w:t>
+      </w:r>
+      <w:r>
+        <w:rPr>
+          <w:rFonts w:ascii="Arial" w:hAnsi="Arial" w:cs="Arial"/>
+          <w:lang w:val="es-MX"/>
+        </w:rPr>
+        <w:t xml:space="preserve">, considerando que  dicho Informe  reúne los requisitos  para   ser expuesto oralmente  por ante el Jurado  Evaluador designado.    </w:t>
       </w:r>
     </w:p>
     <w:p>
@@ -676,16 +787,150 @@
           <w:szCs w:val="16"/>
           <w:lang w:val="es-MX"/>
         </w:rPr>
-        <w:t xml:space="preserve">Nombre  y Apellido  </w:t>
-      </w:r>
-      <w:r>
-        <w:rPr>
-          <w:rFonts w:ascii="Arial" w:hAnsi="Arial" w:cs="Arial"/>
-          <w:sz w:val="16"/>
-          <w:szCs w:val="16"/>
-          <w:lang w:val="es-MX"/>
-        </w:rPr>
-        <w:t>del Tutor Académico – C.I.:</w:t>
+        <w:t>{{</w:t>
+      </w:r>
+      <w:proofErr w:type="spellStart"/>
+      <w:r>
+        <w:rPr>
+          <w:rFonts w:ascii="Arial" w:hAnsi="Arial" w:cs="Arial"/>
+          <w:sz w:val="16"/>
+          <w:szCs w:val="16"/>
+          <w:lang w:val="es-MX"/>
+        </w:rPr>
+        <w:t>tutor_academico|parcial</w:t>
+      </w:r>
+      <w:proofErr w:type="spellEnd"/>
+      <w:r>
+        <w:rPr>
+          <w:rFonts w:ascii="Arial" w:hAnsi="Arial" w:cs="Arial"/>
+          <w:sz w:val="16"/>
+          <w:szCs w:val="16"/>
+          <w:lang w:val="es-MX"/>
+        </w:rPr>
+        <w:t>}}</w:t>
+      </w:r>
+      <w:r>
+        <w:rPr>
+          <w:rFonts w:ascii="Arial" w:hAnsi="Arial" w:cs="Arial"/>
+          <w:sz w:val="16"/>
+          <w:szCs w:val="16"/>
+          <w:lang w:val="es-MX"/>
+        </w:rPr>
+        <w:t xml:space="preserve"> – C.I</w:t>
+      </w:r>
+      <w:r>
+        <w:rPr>
+          <w:rFonts w:ascii="Arial" w:hAnsi="Arial" w:cs="Arial"/>
+          <w:sz w:val="16"/>
+          <w:szCs w:val="16"/>
+          <w:lang w:val="es-MX"/>
+        </w:rPr>
+        <w:t>{{</w:t>
+      </w:r>
+      <w:proofErr w:type="spellStart"/>
+      <w:r>
+        <w:rPr>
+          <w:rFonts w:ascii="Arial" w:hAnsi="Arial" w:cs="Arial"/>
+          <w:sz w:val="16"/>
+          <w:szCs w:val="16"/>
+          <w:lang w:val="es-MX"/>
+        </w:rPr>
+        <w:t>tutor_academico.cedula</w:t>
+      </w:r>
+      <w:proofErr w:type="spellEnd"/>
+      <w:r>
+        <w:rPr>
+          <w:rFonts w:ascii="Arial" w:hAnsi="Arial" w:cs="Arial"/>
+          <w:sz w:val="16"/>
+          <w:szCs w:val="16"/>
+          <w:lang w:val="es-MX"/>
+        </w:rPr>
+        <w:t>}}</w:t>
+      </w:r>
+      <w:r>
+        <w:rPr>
+          <w:rFonts w:ascii="Arial" w:hAnsi="Arial" w:cs="Arial"/>
+          <w:sz w:val="16"/>
+          <w:szCs w:val="16"/>
+          <w:lang w:val="es-MX"/>
+        </w:rPr>
+        <w:t>.:</w:t>
+      </w:r>
+      <w:r>
+        <w:rPr>
+          <w:rFonts w:ascii="Arial" w:hAnsi="Arial" w:cs="Arial"/>
+          <w:sz w:val="16"/>
+          <w:szCs w:val="16"/>
+          <w:lang w:val="es-MX"/>
+        </w:rPr>
+        <w:t xml:space="preserve">        </w:t>
+      </w:r>
+      <w:r>
+        <w:rPr>
+          <w:rFonts w:ascii="Arial" w:hAnsi="Arial" w:cs="Arial"/>
+          <w:sz w:val="16"/>
+          <w:szCs w:val="16"/>
+          <w:lang w:val="es-MX"/>
+        </w:rPr>
+        <w:t>{{</w:t>
+      </w:r>
+      <w:proofErr w:type="spellStart"/>
+      <w:r>
+        <w:rPr>
+          <w:rFonts w:ascii="Arial" w:hAnsi="Arial" w:cs="Arial"/>
+          <w:sz w:val="16"/>
+          <w:szCs w:val="16"/>
+          <w:lang w:val="es-MX"/>
+        </w:rPr>
+        <w:t>tutor_empresarial</w:t>
+      </w:r>
+      <w:r>
+        <w:rPr>
+          <w:rFonts w:ascii="Arial" w:hAnsi="Arial" w:cs="Arial"/>
+          <w:sz w:val="16"/>
+          <w:szCs w:val="16"/>
+          <w:lang w:val="es-MX"/>
+        </w:rPr>
+        <w:t>|parcial</w:t>
+      </w:r>
+      <w:proofErr w:type="spellEnd"/>
+      <w:r>
+        <w:rPr>
+          <w:rFonts w:ascii="Arial" w:hAnsi="Arial" w:cs="Arial"/>
+          <w:sz w:val="16"/>
+          <w:szCs w:val="16"/>
+          <w:lang w:val="es-MX"/>
+        </w:rPr>
+        <w:t>}} – {{</w:t>
+      </w:r>
+      <w:proofErr w:type="spellStart"/>
+      <w:r>
+        <w:rPr>
+          <w:rFonts w:ascii="Arial" w:hAnsi="Arial" w:cs="Arial"/>
+          <w:sz w:val="16"/>
+          <w:szCs w:val="16"/>
+          <w:lang w:val="es-MX"/>
+        </w:rPr>
+        <w:t>tutor_empresarial</w:t>
+      </w:r>
+      <w:r>
+        <w:rPr>
+          <w:rFonts w:ascii="Arial" w:hAnsi="Arial" w:cs="Arial"/>
+          <w:sz w:val="16"/>
+          <w:szCs w:val="16"/>
+          <w:lang w:val="es-MX"/>
+        </w:rPr>
+        <w:t>.cedula</w:t>
+      </w:r>
+      <w:proofErr w:type="spellEnd"/>
+      <w:r>
+        <w:rPr>
+          <w:rFonts w:ascii="Arial" w:hAnsi="Arial" w:cs="Arial"/>
+          <w:sz w:val="16"/>
+          <w:szCs w:val="16"/>
+          <w:lang w:val="es-MX"/>
+        </w:rPr>
+        <w:t>}}.:</w:t>
       </w:r>
       <w:r>
         <w:rPr>
@@ -712,68 +957,8 @@
           <w:szCs w:val="16"/>
           <w:lang w:val="es-MX"/>
         </w:rPr>
-        <w:t xml:space="preserve">  Nombre y Apellido </w:t>
-      </w:r>
-      <w:r>
-        <w:rPr>
-          <w:rFonts w:ascii="Arial" w:hAnsi="Arial" w:cs="Arial"/>
-          <w:sz w:val="16"/>
-          <w:szCs w:val="16"/>
-          <w:lang w:val="es-MX"/>
-        </w:rPr>
-        <w:t xml:space="preserve">del  </w:t>
-      </w:r>
-      <w:r>
-        <w:rPr>
-          <w:rFonts w:ascii="Arial" w:hAnsi="Arial" w:cs="Arial"/>
-          <w:sz w:val="16"/>
-          <w:szCs w:val="16"/>
-          <w:lang w:val="es-MX"/>
-        </w:rPr>
-        <w:t xml:space="preserve"> </w:t>
-      </w:r>
-      <w:r>
-        <w:rPr>
-          <w:rFonts w:ascii="Arial" w:hAnsi="Arial" w:cs="Arial"/>
-          <w:sz w:val="16"/>
-          <w:szCs w:val="16"/>
-          <w:lang w:val="es-MX"/>
-        </w:rPr>
-        <w:t xml:space="preserve">Tutor Empresarial – C.I.:  </w:t>
-      </w:r>
-      <w:r>
-        <w:rPr>
-          <w:rFonts w:ascii="Arial" w:hAnsi="Arial" w:cs="Arial"/>
-          <w:sz w:val="16"/>
-          <w:szCs w:val="16"/>
-          <w:lang w:val="es-MX"/>
-        </w:rPr>
-        <w:t xml:space="preserve">                                                                          </w:t>
-      </w:r>
-      <w:r>
-        <w:rPr>
-          <w:rFonts w:ascii="Arial" w:hAnsi="Arial" w:cs="Arial"/>
-          <w:sz w:val="16"/>
-          <w:szCs w:val="16"/>
-          <w:lang w:val="es-MX"/>
-        </w:rPr>
-        <w:t xml:space="preserve">   </w:t>
-      </w:r>
-      <w:r>
-        <w:rPr>
-          <w:rFonts w:ascii="Arial" w:hAnsi="Arial" w:cs="Arial"/>
-          <w:sz w:val="16"/>
-          <w:szCs w:val="16"/>
-          <w:lang w:val="es-MX"/>
-        </w:rPr>
         <w:t xml:space="preserve">  </w:t>
       </w:r>
-      <w:r>
-        <w:rPr>
-          <w:lang w:val="es-MX"/>
-        </w:rPr>
-        <w:t xml:space="preserve">                                                               </w:t>
-      </w:r>
     </w:p>
     <w:p>
       <w:pPr>
@@ -1018,8 +1203,6 @@
           <w:lang w:val="es-MX"/>
         </w:rPr>
       </w:pPr>
-      <w:bookmarkStart w:id="0" w:name="_GoBack"/>
-      <w:bookmarkEnd w:id="0"/>
     </w:p>
     <w:sectPr>
       <w:headerReference w:type="default" r:id="rId6"/>
@@ -1033,7 +1216,7 @@
 </file>
 
 <file path=word/endnotes.xml><?xml version="1.0" encoding="utf-8"?>
-<w:endnotes xmlns:wpc="http://schemas.microsoft.com/office/word/2010/wordprocessingCanvas" xmlns:mc="http://schemas.openxmlformats.org/markup-compatibility/2006" xmlns:o="urn:schemas-microsoft-com:office:office" xmlns:r="http://schemas.openxmlformats.org/officeDocument/2006/relationships" xmlns:m="http://schemas.openxmlformats.org/officeDocument/2006/math" xmlns:v="urn:schemas-microsoft-com:vml" xmlns:wp14="http://schemas.microsoft.com/office/word/2010/wordprocessingDrawing" xmlns:wp="http://schemas.openxmlformats.org/drawingml/2006/wordprocessingDrawing" xmlns:w10="urn:schemas-microsoft-com:office:word" xmlns:w="http://schemas.openxmlformats.org/wordprocessingml/2006/main" xmlns:w14="http://schemas.microsoft.com/office/word/2010/wordml" xmlns:w15="http://schemas.microsoft.com/office/word/2012/wordml" xmlns:wpg="http://schemas.microsoft.com/office/word/2010/wordprocessingGroup" xmlns:wpi="http://schemas.microsoft.com/office/word/2010/wordprocessingInk" xmlns:wne="http://schemas.microsoft.com/office/word/2006/wordml" xmlns:wps="http://schemas.microsoft.com/office/word/2010/wordprocessingShape" mc:Ignorable="w14 w15 wp14">
+<w:endnotes xmlns:wpc="http://schemas.microsoft.com/office/word/2010/wordprocessingCanvas" xmlns:cx="http://schemas.microsoft.com/office/drawing/2014/chartex" xmlns:cx1="http://schemas.microsoft.com/office/drawing/2015/9/8/chartex" xmlns:cx2="http://schemas.microsoft.com/office/drawing/2015/10/21/chartex" xmlns:cx3="http://schemas.microsoft.com/office/drawing/2016/5/9/chartex" xmlns:cx4="http://schemas.microsoft.com/office/drawing/2016/5/10/chartex" xmlns:cx5="http://schemas.microsoft.com/office/drawing/2016/5/11/chartex" xmlns:cx6="http://schemas.microsoft.com/office/drawing/2016/5/12/chartex" xmlns:cx7="http://schemas.microsoft.com/office/drawing/2016/5/13/chartex" xmlns:cx8="http://schemas.microsoft.com/office/drawing/2016/5/14/chartex" xmlns:mc="http://schemas.openxmlformats.org/markup-compatibility/2006" xmlns:aink="http://schemas.microsoft.com/office/drawing/2016/ink" xmlns:am3d="http://schemas.microsoft.com/office/drawing/2017/model3d" xmlns:o="urn:schemas-microsoft-com:office:office" xmlns:r="http://schemas.openxmlformats.org/officeDocument/2006/relationships" xmlns:m="http://schemas.openxmlformats.org/officeDocument/2006/math" xmlns:v="urn:schemas-microsoft-com:vml" xmlns:wp14="http://schemas.microsoft.com/office/word/2010/wordprocessingDrawing" xmlns:wp="http://schemas.openxmlformats.org/drawingml/2006/wordprocessingDrawing" xmlns:w10="urn:schemas-microsoft-com:office:word" xmlns:w="http://schemas.openxmlformats.org/wordprocessingml/2006/main" xmlns:w14="http://schemas.microsoft.com/office/word/2010/wordml" xmlns:w15="http://schemas.microsoft.com/office/word/2012/wordml" xmlns:w16cex="http://schemas.microsoft.com/office/word/2018/wordml/cex" xmlns:w16cid="http://schemas.microsoft.com/office/word/2016/wordml/cid" xmlns:w16="http://schemas.microsoft.com/office/word/2018/wordml" xmlns:w16sdtdh="http://schemas.microsoft.com/office/word/2020/wordml/sdtdatahash" xmlns:w16se="http://schemas.microsoft.com/office/word/2015/wordml/symex" xmlns:wpg="http://schemas.microsoft.com/office/word/2010/wordprocessingGroup" xmlns:wpi="http://schemas.microsoft.com/office/word/2010/wordprocessingInk" xmlns:wne="http://schemas.microsoft.com/office/word/2006/wordml" xmlns:wps="http://schemas.microsoft.com/office/word/2010/wordprocessingShape" mc:Ignorable="w14 w15 w16se w16cid w16 w16cex w16sdtdh wp14">
   <w:endnote w:type="separator" w:id="-1">
     <w:p>
       <w:r>
@@ -1052,7 +1235,7 @@
 </file>
 
 <file path=word/footnotes.xml><?xml version="1.0" encoding="utf-8"?>
-<w:footnotes xmlns:wpc="http://schemas.microsoft.com/office/word/2010/wordprocessingCanvas" xmlns:mc="http://schemas.openxmlformats.org/markup-compatibility/2006" xmlns:o="urn:schemas-microsoft-com:office:office" xmlns:r="http://schemas.openxmlformats.org/officeDocument/2006/relationships" xmlns:m="http://schemas.openxmlformats.org/officeDocument/2006/math" xmlns:v="urn:schemas-microsoft-com:vml" xmlns:wp14="http://schemas.microsoft.com/office/word/2010/wordprocessingDrawing" xmlns:wp="http://schemas.openxmlformats.org/drawingml/2006/wordprocessingDrawing" xmlns:w10="urn:schemas-microsoft-com:office:word" xmlns:w="http://schemas.openxmlformats.org/wordprocessingml/2006/main" xmlns:w14="http://schemas.microsoft.com/office/word/2010/wordml" xmlns:w15="http://schemas.microsoft.com/office/word/2012/wordml" xmlns:wpg="http://schemas.microsoft.com/office/word/2010/wordprocessingGroup" xmlns:wpi="http://schemas.microsoft.com/office/word/2010/wordprocessingInk" xmlns:wne="http://schemas.microsoft.com/office/word/2006/wordml" xmlns:wps="http://schemas.microsoft.com/office/word/2010/wordprocessingShape" mc:Ignorable="w14 w15 wp14">
+<w:footnotes xmlns:wpc="http://schemas.microsoft.com/office/word/2010/wordprocessingCanvas" xmlns:cx="http://schemas.microsoft.com/office/drawing/2014/chartex" xmlns:cx1="http://schemas.microsoft.com/office/drawing/2015/9/8/chartex" xmlns:cx2="http://schemas.microsoft.com/office/drawing/2015/10/21/chartex" xmlns:cx3="http://schemas.microsoft.com/office/drawing/2016/5/9/chartex" xmlns:cx4="http://schemas.microsoft.com/office/drawing/2016/5/10/chartex" xmlns:cx5="http://schemas.microsoft.com/office/drawing/2016/5/11/chartex" xmlns:cx6="http://schemas.microsoft.com/office/drawing/2016/5/12/chartex" xmlns:cx7="http://schemas.microsoft.com/office/drawing/2016/5/13/chartex" xmlns:cx8="http://schemas.microsoft.com/office/drawing/2016/5/14/chartex" xmlns:mc="http://schemas.openxmlformats.org/markup-compatibility/2006" xmlns:aink="http://schemas.microsoft.com/office/drawing/2016/ink" xmlns:am3d="http://schemas.microsoft.com/office/drawing/2017/model3d" xmlns:o="urn:schemas-microsoft-com:office:office" xmlns:r="http://schemas.openxmlformats.org/officeDocument/2006/relationships" xmlns:m="http://schemas.openxmlformats.org/officeDocument/2006/math" xmlns:v="urn:schemas-microsoft-com:vml" xmlns:wp14="http://schemas.microsoft.com/office/word/2010/wordprocessingDrawing" xmlns:wp="http://schemas.openxmlformats.org/drawingml/2006/wordprocessingDrawing" xmlns:w10="urn:schemas-microsoft-com:office:word" xmlns:w="http://schemas.openxmlformats.org/wordprocessingml/2006/main" xmlns:w14="http://schemas.microsoft.com/office/word/2010/wordml" xmlns:w15="http://schemas.microsoft.com/office/word/2012/wordml" xmlns:w16cex="http://schemas.microsoft.com/office/word/2018/wordml/cex" xmlns:w16cid="http://schemas.microsoft.com/office/word/2016/wordml/cid" xmlns:w16="http://schemas.microsoft.com/office/word/2018/wordml" xmlns:w16sdtdh="http://schemas.microsoft.com/office/word/2020/wordml/sdtdatahash" xmlns:w16se="http://schemas.microsoft.com/office/word/2015/wordml/symex" xmlns:wpg="http://schemas.microsoft.com/office/word/2010/wordprocessingGroup" xmlns:wpi="http://schemas.microsoft.com/office/word/2010/wordprocessingInk" xmlns:wne="http://schemas.microsoft.com/office/word/2006/wordml" xmlns:wps="http://schemas.microsoft.com/office/word/2010/wordprocessingShape" mc:Ignorable="w14 w15 w16se w16cid w16 w16cex w16sdtdh wp14">
   <w:footnote w:type="separator" w:id="-1">
     <w:p>
       <w:r>
@@ -1071,7 +1254,7 @@
 </file>
 
 <file path=word/header1.xml><?xml version="1.0" encoding="utf-8"?>
-<w:hdr xmlns:wpc="http://schemas.microsoft.com/office/word/2010/wordprocessingCanvas" xmlns:mc="http://schemas.openxmlformats.org/markup-compatibility/2006" xmlns:o="urn:schemas-microsoft-com:office:office" xmlns:r="http://schemas.openxmlformats.org/officeDocument/2006/relationships" xmlns:m="http://schemas.openxmlformats.org/officeDocument/2006/math" xmlns:v="urn:schemas-microsoft-com:vml" xmlns:wp14="http://schemas.microsoft.com/office/word/2010/wordprocessingDrawing" xmlns:wp="http://schemas.openxmlformats.org/drawingml/2006/wordprocessingDrawing" xmlns:w10="urn:schemas-microsoft-com:office:word" xmlns:w="http://schemas.openxmlformats.org/wordprocessingml/2006/main" xmlns:w14="http://schemas.microsoft.com/office/word/2010/wordml" xmlns:w15="http://schemas.microsoft.com/office/word/2012/wordml" xmlns:wpg="http://schemas.microsoft.com/office/word/2010/wordprocessingGroup" xmlns:wpi="http://schemas.microsoft.com/office/word/2010/wordprocessingInk" xmlns:wne="http://schemas.microsoft.com/office/word/2006/wordml" xmlns:wps="http://schemas.microsoft.com/office/word/2010/wordprocessingShape" mc:Ignorable="w14 w15 wp14">
+<w:hdr xmlns:wpc="http://schemas.microsoft.com/office/word/2010/wordprocessingCanvas" xmlns:cx="http://schemas.microsoft.com/office/drawing/2014/chartex" xmlns:cx1="http://schemas.microsoft.com/office/drawing/2015/9/8/chartex" xmlns:cx2="http://schemas.microsoft.com/office/drawing/2015/10/21/chartex" xmlns:cx3="http://schemas.microsoft.com/office/drawing/2016/5/9/chartex" xmlns:cx4="http://schemas.microsoft.com/office/drawing/2016/5/10/chartex" xmlns:cx5="http://schemas.microsoft.com/office/drawing/2016/5/11/chartex" xmlns:cx6="http://schemas.microsoft.com/office/drawing/2016/5/12/chartex" xmlns:cx7="http://schemas.microsoft.com/office/drawing/2016/5/13/chartex" xmlns:cx8="http://schemas.microsoft.com/office/drawing/2016/5/14/chartex" xmlns:mc="http://schemas.openxmlformats.org/markup-compatibility/2006" xmlns:aink="http://schemas.microsoft.com/office/drawing/2016/ink" xmlns:am3d="http://schemas.microsoft.com/office/drawing/2017/model3d" xmlns:o="urn:schemas-microsoft-com:office:office" xmlns:r="http://schemas.openxmlformats.org/officeDocument/2006/relationships" xmlns:m="http://schemas.openxmlformats.org/officeDocument/2006/math" xmlns:v="urn:schemas-microsoft-com:vml" xmlns:wp14="http://schemas.microsoft.com/office/word/2010/wordprocessingDrawing" xmlns:wp="http://schemas.openxmlformats.org/drawingml/2006/wordprocessingDrawing" xmlns:w10="urn:schemas-microsoft-com:office:word" xmlns:w="http://schemas.openxmlformats.org/wordprocessingml/2006/main" xmlns:w14="http://schemas.microsoft.com/office/word/2010/wordml" xmlns:w15="http://schemas.microsoft.com/office/word/2012/wordml" xmlns:w16cex="http://schemas.microsoft.com/office/word/2018/wordml/cex" xmlns:w16cid="http://schemas.microsoft.com/office/word/2016/wordml/cid" xmlns:w16="http://schemas.microsoft.com/office/word/2018/wordml" xmlns:w16sdtdh="http://schemas.microsoft.com/office/word/2020/wordml/sdtdatahash" xmlns:w16se="http://schemas.microsoft.com/office/word/2015/wordml/symex" xmlns:wpg="http://schemas.microsoft.com/office/word/2010/wordprocessingGroup" xmlns:wpi="http://schemas.microsoft.com/office/word/2010/wordprocessingInk" xmlns:wne="http://schemas.microsoft.com/office/word/2006/wordml" xmlns:wps="http://schemas.microsoft.com/office/word/2010/wordprocessingShape" mc:Ignorable="w14 w15 w16se w16cid w16 w16cex w16sdtdh wp14">
   <w:p>
     <w:pPr>
       <w:jc w:val="center"/>
@@ -1089,7 +1272,7 @@
         <w:szCs w:val="28"/>
       </w:rPr>
       <w:drawing>
-        <wp:anchor distT="0" distB="0" distL="114300" distR="114300" simplePos="0" relativeHeight="251659264" behindDoc="0" locked="0" layoutInCell="1" allowOverlap="1" wp14:anchorId="719B906C" wp14:editId="78007060">
+        <wp:anchor distT="0" distB="0" distL="114300" distR="114300" simplePos="0" relativeHeight="251659264" behindDoc="0" locked="0" layoutInCell="1" allowOverlap="1" wp14:anchorId="3EF66E8D" wp14:editId="0EFBE201">
           <wp:simplePos x="0" y="0"/>
           <wp:positionH relativeFrom="margin">
             <wp:align>left</wp:align>
@@ -1213,7 +1396,7 @@
 </file>
 
 <file path=word/styles.xml><?xml version="1.0" encoding="utf-8"?>
-<w:styles xmlns:mc="http://schemas.openxmlformats.org/markup-compatibility/2006" xmlns:r="http://schemas.openxmlformats.org/officeDocument/2006/relationships" xmlns:w="http://schemas.openxmlformats.org/wordprocessingml/2006/main" xmlns:w14="http://schemas.microsoft.com/office/word/2010/wordml" xmlns:w15="http://schemas.microsoft.com/office/word/2012/wordml" mc:Ignorable="w14 w15">
+<w:styles xmlns:mc="http://schemas.openxmlformats.org/markup-compatibility/2006" xmlns:r="http://schemas.openxmlformats.org/officeDocument/2006/relationships" xmlns:w="http://schemas.openxmlformats.org/wordprocessingml/2006/main" xmlns:w14="http://schemas.microsoft.com/office/word/2010/wordml" xmlns:w15="http://schemas.microsoft.com/office/word/2012/wordml" xmlns:w16cex="http://schemas.microsoft.com/office/word/2018/wordml/cex" xmlns:w16cid="http://schemas.microsoft.com/office/word/2016/wordml/cid" xmlns:w16="http://schemas.microsoft.com/office/word/2018/wordml" xmlns:w16sdtdh="http://schemas.microsoft.com/office/word/2020/wordml/sdtdatahash" xmlns:w16se="http://schemas.microsoft.com/office/word/2015/wordml/symex" mc:Ignorable="w14 w15 w16se w16cid w16 w16cex w16sdtdh">
   <w:docDefaults>
     <w:rPrDefault>
       <w:rPr>
@@ -1229,7 +1412,7 @@
       </w:pPr>
     </w:pPrDefault>
   </w:docDefaults>
-  <w:latentStyles w:defLockedState="0" w:defUIPriority="99" w:defSemiHidden="0" w:defUnhideWhenUsed="0" w:defQFormat="0" w:count="371">
+  <w:latentStyles w:defLockedState="0" w:defUIPriority="99" w:defSemiHidden="0" w:defUnhideWhenUsed="0" w:defQFormat="0" w:count="376">
     <w:lsdException w:name="Normal" w:uiPriority="0" w:qFormat="1"/>
     <w:lsdException w:name="heading 1" w:uiPriority="9" w:qFormat="1"/>
     <w:lsdException w:name="heading 2" w:semiHidden="1" w:uiPriority="9" w:unhideWhenUsed="1" w:qFormat="1"/>
@@ -1335,7 +1518,6 @@
     <w:lsdException w:name="HTML Sample" w:semiHidden="1" w:unhideWhenUsed="1"/>
     <w:lsdException w:name="HTML Typewriter" w:semiHidden="1" w:unhideWhenUsed="1"/>
     <w:lsdException w:name="HTML Variable" w:semiHidden="1" w:unhideWhenUsed="1"/>
-    <w:lsdException w:name="Normal Table" w:semiHidden="1" w:unhideWhenUsed="1"/>
     <w:lsdException w:name="annotation subject" w:semiHidden="1" w:unhideWhenUsed="1"/>
     <w:lsdException w:name="No List" w:semiHidden="1" w:unhideWhenUsed="1"/>
     <w:lsdException w:name="Outline List 1" w:semiHidden="1" w:unhideWhenUsed="1"/>
@@ -1378,11 +1560,8 @@
     <w:lsdException w:name="Table Contemporary" w:semiHidden="1" w:unhideWhenUsed="1"/>
     <w:lsdException w:name="Table Elegant" w:semiHidden="1" w:unhideWhenUsed="1"/>
     <w:lsdException w:name="Table Professional" w:semiHidden="1" w:unhideWhenUsed="1"/>
-    <w:lsdException w:name="Table Subtle 1" w:semiHidden="1" w:unhideWhenUsed="1"/>
     <w:lsdException w:name="Table Subtle 2" w:semiHidden="1" w:unhideWhenUsed="1"/>
     <w:lsdException w:name="Table Web 1" w:semiHidden="1" w:unhideWhenUsed="1"/>
-    <w:lsdException w:name="Table Web 2" w:semiHidden="1" w:unhideWhenUsed="1"/>
-    <w:lsdException w:name="Table Web 3" w:semiHidden="1" w:unhideWhenUsed="1"/>
     <w:lsdException w:name="Balloon Text" w:semiHidden="1" w:unhideWhenUsed="1"/>
     <w:lsdException w:name="Table Grid" w:uiPriority="39"/>
     <w:lsdException w:name="Table Theme" w:semiHidden="1" w:unhideWhenUsed="1"/>
@@ -1601,6 +1780,11 @@
     <w:lsdException w:name="List Table 5 Dark Accent 6" w:uiPriority="50"/>
     <w:lsdException w:name="List Table 6 Colorful Accent 6" w:uiPriority="51"/>
     <w:lsdException w:name="List Table 7 Colorful Accent 6" w:uiPriority="52"/>
+    <w:lsdException w:name="Mention" w:semiHidden="1" w:unhideWhenUsed="1"/>
+    <w:lsdException w:name="Smart Hyperlink" w:semiHidden="1" w:unhideWhenUsed="1"/>
+    <w:lsdException w:name="Hashtag" w:semiHidden="1" w:unhideWhenUsed="1"/>
+    <w:lsdException w:name="Unresolved Mention" w:semiHidden="1" w:unhideWhenUsed="1"/>
+    <w:lsdException w:name="Smart Link" w:semiHidden="1" w:unhideWhenUsed="1"/>
   </w:latentStyles>
   <w:style w:type="paragraph" w:default="1" w:styleId="Normal">
     <w:name w:val="Normal"/>
